--- a/docs/物联网设备离线指令缓存与同步系统中期报告.docx
+++ b/docs/物联网设备离线指令缓存与同步系统中期报告.docx
@@ -545,6 +545,7 @@
           <w:p>
             <w:pPr>
               <w:spacing w:beforeLines="50" w:before="156"/>
+              <w:ind w:firstLineChars="200" w:firstLine="420"/>
               <w:rPr>
                 <w:rFonts w:ascii="黑体" w:eastAsia="黑体"/>
                 <w:szCs w:val="21"/>
@@ -585,6 +586,15 @@
               </w:rPr>
               <w:t>已调通，参数校验机制运行正常；底层MQTT通信与Redis离线缓存已完成核心闭环验证，指令补发成功率达100%。当前工作重心已从模块独立开发转向三端联调集成。</w:t>
             </w:r>
+          </w:p>
+          <w:p>
+            <w:pPr>
+              <w:spacing w:beforeLines="50" w:before="156"/>
+              <w:rPr>
+                <w:rFonts w:ascii="黑体" w:eastAsia="黑体"/>
+                <w:szCs w:val="21"/>
+              </w:rPr>
+            </w:pPr>
             <w:r>
               <w:rPr>
                 <w:rFonts w:ascii="黑体" w:eastAsia="黑体" w:hint="eastAsia"/>
@@ -606,22 +616,6 @@
                 <w:rFonts w:ascii="黑体" w:eastAsia="黑体" w:hint="eastAsia"/>
                 <w:szCs w:val="21"/>
               </w:rPr>
-              <w:t>1.2 各模块进展简述</w:t>
-            </w:r>
-          </w:p>
-          <w:p>
-            <w:pPr>
-              <w:spacing w:beforeLines="50" w:before="156"/>
-              <w:rPr>
-                <w:rFonts w:ascii="黑体" w:eastAsia="黑体"/>
-                <w:szCs w:val="21"/>
-              </w:rPr>
-            </w:pPr>
-            <w:r>
-              <w:rPr>
-                <w:rFonts w:ascii="黑体" w:eastAsia="黑体" w:hint="eastAsia"/>
-                <w:szCs w:val="21"/>
-              </w:rPr>
               <w:t>前端可视化模块： 当前进度约85%，已完成客厅、厨房、卧室三个场景的开发，玄关、阳台两个场景框架已搭建，正在进行控件补充与联调。</w:t>
             </w:r>
           </w:p>
@@ -692,6 +686,7 @@
           <w:p>
             <w:pPr>
               <w:spacing w:beforeLines="50" w:before="156"/>
+              <w:ind w:firstLineChars="200" w:firstLine="420"/>
               <w:rPr>
                 <w:rFonts w:ascii="黑体" w:eastAsia="黑体"/>
                 <w:szCs w:val="21"/>
@@ -747,6 +742,7 @@
           <w:p>
             <w:pPr>
               <w:spacing w:beforeLines="50" w:before="156"/>
+              <w:ind w:firstLineChars="200" w:firstLine="420"/>
               <w:rPr>
                 <w:rFonts w:ascii="黑体" w:eastAsia="黑体"/>
                 <w:szCs w:val="21"/>
@@ -828,6 +824,30 @@
           <w:p>
             <w:pPr>
               <w:spacing w:beforeLines="50" w:before="156"/>
+              <w:jc w:val="center"/>
+              <w:rPr>
+                <w:rFonts w:ascii="黑体" w:eastAsia="黑体" w:hint="eastAsia"/>
+                <w:szCs w:val="21"/>
+              </w:rPr>
+            </w:pPr>
+            <w:r>
+              <w:rPr>
+                <w:rFonts w:ascii="黑体" w:eastAsia="黑体" w:hint="eastAsia"/>
+                <w:szCs w:val="21"/>
+              </w:rPr>
+              <w:t>图1</w:t>
+            </w:r>
+            <w:r>
+              <w:rPr>
+                <w:rFonts w:ascii="黑体" w:eastAsia="黑体" w:hint="eastAsia"/>
+                <w:szCs w:val="21"/>
+              </w:rPr>
+              <w:t>欢迎界面</w:t>
+            </w:r>
+          </w:p>
+          <w:p>
+            <w:pPr>
+              <w:spacing w:beforeLines="50" w:before="156"/>
               <w:rPr>
                 <w:rFonts w:ascii="黑体" w:eastAsia="黑体"/>
                 <w:szCs w:val="21"/>
@@ -880,6 +900,30 @@
                   </a:graphic>
                 </wp:inline>
               </w:drawing>
+            </w:r>
+          </w:p>
+          <w:p>
+            <w:pPr>
+              <w:spacing w:beforeLines="50" w:before="156"/>
+              <w:jc w:val="center"/>
+              <w:rPr>
+                <w:rFonts w:ascii="黑体" w:eastAsia="黑体" w:hint="eastAsia"/>
+                <w:szCs w:val="21"/>
+              </w:rPr>
+            </w:pPr>
+            <w:r>
+              <w:rPr>
+                <w:rFonts w:ascii="黑体" w:eastAsia="黑体" w:hint="eastAsia"/>
+                <w:szCs w:val="21"/>
+              </w:rPr>
+              <w:t>图2</w:t>
+            </w:r>
+            <w:r>
+              <w:rPr>
+                <w:rFonts w:ascii="黑体" w:eastAsia="黑体" w:hint="eastAsia"/>
+                <w:szCs w:val="21"/>
+              </w:rPr>
+              <w:t>客厅</w:t>
             </w:r>
           </w:p>
           <w:p>
@@ -943,6 +987,30 @@
           <w:p>
             <w:pPr>
               <w:spacing w:beforeLines="50" w:before="156"/>
+              <w:jc w:val="center"/>
+              <w:rPr>
+                <w:rFonts w:ascii="黑体" w:eastAsia="黑体" w:hint="eastAsia"/>
+                <w:szCs w:val="21"/>
+              </w:rPr>
+            </w:pPr>
+            <w:r>
+              <w:rPr>
+                <w:rFonts w:ascii="黑体" w:eastAsia="黑体" w:hint="eastAsia"/>
+                <w:szCs w:val="21"/>
+              </w:rPr>
+              <w:t>图3</w:t>
+            </w:r>
+            <w:r>
+              <w:rPr>
+                <w:rFonts w:ascii="黑体" w:eastAsia="黑体" w:hint="eastAsia"/>
+                <w:szCs w:val="21"/>
+              </w:rPr>
+              <w:t>厨房</w:t>
+            </w:r>
+          </w:p>
+          <w:p>
+            <w:pPr>
+              <w:spacing w:beforeLines="50" w:before="156"/>
               <w:rPr>
                 <w:rFonts w:ascii="黑体" w:eastAsia="黑体"/>
                 <w:szCs w:val="21"/>
@@ -995,6 +1063,30 @@
                   </a:graphic>
                 </wp:inline>
               </w:drawing>
+            </w:r>
+          </w:p>
+          <w:p>
+            <w:pPr>
+              <w:spacing w:beforeLines="50" w:before="156"/>
+              <w:jc w:val="center"/>
+              <w:rPr>
+                <w:rFonts w:ascii="黑体" w:eastAsia="黑体" w:hint="eastAsia"/>
+                <w:szCs w:val="21"/>
+              </w:rPr>
+            </w:pPr>
+            <w:r>
+              <w:rPr>
+                <w:rFonts w:ascii="黑体" w:eastAsia="黑体" w:hint="eastAsia"/>
+                <w:szCs w:val="21"/>
+              </w:rPr>
+              <w:t>图4</w:t>
+            </w:r>
+            <w:r>
+              <w:rPr>
+                <w:rFonts w:ascii="黑体" w:eastAsia="黑体" w:hint="eastAsia"/>
+                <w:szCs w:val="21"/>
+              </w:rPr>
+              <w:t>卧室</w:t>
             </w:r>
           </w:p>
           <w:p>
@@ -1058,6 +1150,30 @@
           <w:p>
             <w:pPr>
               <w:spacing w:beforeLines="50" w:before="156"/>
+              <w:jc w:val="center"/>
+              <w:rPr>
+                <w:rFonts w:ascii="黑体" w:eastAsia="黑体" w:hint="eastAsia"/>
+                <w:szCs w:val="21"/>
+              </w:rPr>
+            </w:pPr>
+            <w:r>
+              <w:rPr>
+                <w:rFonts w:ascii="黑体" w:eastAsia="黑体" w:hint="eastAsia"/>
+                <w:szCs w:val="21"/>
+              </w:rPr>
+              <w:t>图5</w:t>
+            </w:r>
+            <w:r>
+              <w:rPr>
+                <w:rFonts w:ascii="黑体" w:eastAsia="黑体" w:hint="eastAsia"/>
+                <w:szCs w:val="21"/>
+              </w:rPr>
+              <w:t>玄关</w:t>
+            </w:r>
+          </w:p>
+          <w:p>
+            <w:pPr>
+              <w:spacing w:beforeLines="50" w:before="156"/>
               <w:rPr>
                 <w:rFonts w:ascii="黑体" w:eastAsia="黑体"/>
                 <w:szCs w:val="21"/>
@@ -1110,6 +1226,30 @@
                   </a:graphic>
                 </wp:inline>
               </w:drawing>
+            </w:r>
+          </w:p>
+          <w:p>
+            <w:pPr>
+              <w:spacing w:beforeLines="50" w:before="156"/>
+              <w:jc w:val="center"/>
+              <w:rPr>
+                <w:rFonts w:ascii="黑体" w:eastAsia="黑体" w:hint="eastAsia"/>
+                <w:szCs w:val="21"/>
+              </w:rPr>
+            </w:pPr>
+            <w:r>
+              <w:rPr>
+                <w:rFonts w:ascii="黑体" w:eastAsia="黑体" w:hint="eastAsia"/>
+                <w:szCs w:val="21"/>
+              </w:rPr>
+              <w:t>图6</w:t>
+            </w:r>
+            <w:r>
+              <w:rPr>
+                <w:rFonts w:ascii="黑体" w:eastAsia="黑体" w:hint="eastAsia"/>
+                <w:szCs w:val="21"/>
+              </w:rPr>
+              <w:t>阳台</w:t>
             </w:r>
           </w:p>
           <w:p>
@@ -1209,6 +1349,31 @@
           <w:p>
             <w:pPr>
               <w:spacing w:beforeLines="50" w:before="156"/>
+              <w:jc w:val="center"/>
+              <w:rPr>
+                <w:rFonts w:ascii="黑体" w:eastAsia="黑体" w:hint="eastAsia"/>
+                <w:szCs w:val="21"/>
+              </w:rPr>
+            </w:pPr>
+            <w:r>
+              <w:rPr>
+                <w:rFonts w:ascii="黑体" w:eastAsia="黑体" w:hint="eastAsia"/>
+                <w:szCs w:val="21"/>
+              </w:rPr>
+              <w:t>表1</w:t>
+            </w:r>
+            <w:r>
+              <w:rPr>
+                <w:rFonts w:ascii="黑体" w:eastAsia="黑体"/>
+                <w:szCs w:val="21"/>
+              </w:rPr>
+              <w:t>核心接口</w:t>
+            </w:r>
+          </w:p>
+          <w:p>
+            <w:pPr>
+              <w:spacing w:beforeLines="50" w:before="156"/>
+              <w:ind w:firstLineChars="200" w:firstLine="420"/>
               <w:rPr>
                 <w:rFonts w:ascii="黑体" w:eastAsia="黑体"/>
                 <w:szCs w:val="21"/>
@@ -1276,6 +1441,30 @@
           <w:p>
             <w:pPr>
               <w:spacing w:beforeLines="50" w:before="156"/>
+              <w:jc w:val="center"/>
+              <w:rPr>
+                <w:rFonts w:ascii="黑体" w:eastAsia="黑体" w:hint="eastAsia"/>
+                <w:szCs w:val="21"/>
+              </w:rPr>
+            </w:pPr>
+            <w:r>
+              <w:rPr>
+                <w:rFonts w:ascii="黑体" w:eastAsia="黑体" w:hint="eastAsia"/>
+                <w:szCs w:val="21"/>
+              </w:rPr>
+              <w:t>图7</w:t>
+            </w:r>
+            <w:r>
+              <w:rPr>
+                <w:rFonts w:ascii="黑体" w:eastAsia="黑体" w:hint="eastAsia"/>
+                <w:szCs w:val="21"/>
+              </w:rPr>
+              <w:t xml:space="preserve"> Redis连接</w:t>
+            </w:r>
+          </w:p>
+          <w:p>
+            <w:pPr>
+              <w:spacing w:beforeLines="50" w:before="156"/>
               <w:rPr>
                 <w:rFonts w:ascii="黑体" w:eastAsia="黑体"/>
                 <w:szCs w:val="21"/>
@@ -1299,6 +1488,7 @@
           <w:p>
             <w:pPr>
               <w:spacing w:beforeLines="50" w:before="156"/>
+              <w:ind w:firstLineChars="200" w:firstLine="420"/>
               <w:rPr>
                 <w:rFonts w:ascii="黑体" w:eastAsia="黑体"/>
                 <w:szCs w:val="21"/>
@@ -1327,7 +1517,7 @@
                 <w:szCs w:val="21"/>
               </w:rPr>
               <w:drawing>
-                <wp:inline distT="0" distB="0" distL="0" distR="0" wp14:anchorId="09965F18" wp14:editId="1CDA3E7D">
+                <wp:inline distT="0" distB="0" distL="0" distR="0" wp14:anchorId="09965F18" wp14:editId="0DCC9656">
                   <wp:extent cx="4891502" cy="1179055"/>
                   <wp:effectExtent l="0" t="0" r="4445" b="2540"/>
                   <wp:docPr id="17430696" name="图片 8"/>
@@ -1376,6 +1566,31 @@
           <w:p>
             <w:pPr>
               <w:spacing w:beforeLines="50" w:before="156"/>
+              <w:jc w:val="center"/>
+              <w:rPr>
+                <w:rFonts w:ascii="黑体" w:eastAsia="黑体" w:hint="eastAsia"/>
+                <w:szCs w:val="21"/>
+              </w:rPr>
+            </w:pPr>
+            <w:r>
+              <w:rPr>
+                <w:rFonts w:ascii="黑体" w:eastAsia="黑体" w:hint="eastAsia"/>
+                <w:szCs w:val="21"/>
+              </w:rPr>
+              <w:t>表2</w:t>
+            </w:r>
+            <w:r>
+              <w:rPr>
+                <w:rFonts w:ascii="黑体" w:eastAsia="黑体" w:hint="eastAsia"/>
+                <w:szCs w:val="21"/>
+              </w:rPr>
+              <w:t>通信模块</w:t>
+            </w:r>
+          </w:p>
+          <w:p>
+            <w:pPr>
+              <w:spacing w:beforeLines="50" w:before="156"/>
+              <w:ind w:firstLineChars="200" w:firstLine="420"/>
               <w:rPr>
                 <w:rFonts w:ascii="黑体" w:eastAsia="黑体"/>
                 <w:szCs w:val="21"/>
@@ -1486,6 +1701,31 @@
           <w:p>
             <w:pPr>
               <w:spacing w:beforeLines="50" w:before="156"/>
+              <w:jc w:val="center"/>
+              <w:rPr>
+                <w:rFonts w:ascii="黑体" w:eastAsia="黑体" w:hint="eastAsia"/>
+                <w:szCs w:val="21"/>
+              </w:rPr>
+            </w:pPr>
+            <w:r>
+              <w:rPr>
+                <w:rFonts w:ascii="黑体" w:eastAsia="黑体" w:hint="eastAsia"/>
+                <w:szCs w:val="21"/>
+              </w:rPr>
+              <w:t>表3</w:t>
+            </w:r>
+            <w:r>
+              <w:rPr>
+                <w:rFonts w:ascii="黑体" w:eastAsia="黑体"/>
+                <w:szCs w:val="21"/>
+              </w:rPr>
+              <w:t>模拟设备</w:t>
+            </w:r>
+          </w:p>
+          <w:p>
+            <w:pPr>
+              <w:spacing w:beforeLines="50" w:before="156"/>
+              <w:ind w:firstLineChars="200" w:firstLine="420"/>
               <w:rPr>
                 <w:rFonts w:ascii="黑体" w:eastAsia="黑体"/>
                 <w:szCs w:val="21"/>
@@ -1512,7 +1752,40 @@
                 <w:rFonts w:ascii="黑体" w:eastAsia="黑体" w:hint="eastAsia"/>
                 <w:szCs w:val="21"/>
               </w:rPr>
-              <w:t>三</w:t>
+              <w:t>三、经费开支</w:t>
+            </w:r>
+          </w:p>
+          <w:p>
+            <w:pPr>
+              <w:spacing w:beforeLines="50" w:before="156"/>
+              <w:ind w:firstLineChars="200" w:firstLine="420"/>
+              <w:rPr>
+                <w:rFonts w:ascii="黑体" w:eastAsia="黑体" w:hint="eastAsia"/>
+                <w:szCs w:val="21"/>
+              </w:rPr>
+            </w:pPr>
+            <w:r>
+              <w:rPr>
+                <w:rFonts w:ascii="黑体" w:eastAsia="黑体"/>
+                <w:szCs w:val="21"/>
+              </w:rPr>
+              <w:t>本项目所有技术栈均为开源或免费软件，开发环境为自有电脑，运行环境为本地部署，全程无需额外经费投入，零成本完成项目开发与验证。</w:t>
+            </w:r>
+          </w:p>
+          <w:p>
+            <w:pPr>
+              <w:spacing w:beforeLines="50" w:before="156"/>
+              <w:rPr>
+                <w:rFonts w:ascii="黑体" w:eastAsia="黑体"/>
+                <w:szCs w:val="21"/>
+              </w:rPr>
+            </w:pPr>
+            <w:r>
+              <w:rPr>
+                <w:rFonts w:ascii="黑体" w:eastAsia="黑体" w:hint="eastAsia"/>
+                <w:szCs w:val="21"/>
+              </w:rPr>
+              <w:t>四</w:t>
             </w:r>
             <w:r>
               <w:rPr>
@@ -1535,7 +1808,7 @@
                 <w:rFonts w:ascii="黑体" w:eastAsia="黑体" w:hint="eastAsia"/>
                 <w:szCs w:val="21"/>
               </w:rPr>
-              <w:t>3</w:t>
+              <w:t>4</w:t>
             </w:r>
             <w:r>
               <w:rPr>
@@ -1548,6 +1821,7 @@
           <w:p>
             <w:pPr>
               <w:spacing w:beforeLines="50" w:before="156"/>
+              <w:ind w:firstLineChars="200" w:firstLine="420"/>
               <w:rPr>
                 <w:rFonts w:ascii="黑体" w:eastAsia="黑体"/>
                 <w:szCs w:val="21"/>
@@ -1574,7 +1848,7 @@
                 <w:rFonts w:ascii="黑体" w:eastAsia="黑体" w:hint="eastAsia"/>
                 <w:szCs w:val="21"/>
               </w:rPr>
-              <w:t>3</w:t>
+              <w:t>4</w:t>
             </w:r>
             <w:r>
               <w:rPr>
@@ -1709,7 +1983,7 @@
                 <w:rFonts w:ascii="黑体" w:eastAsia="黑体" w:hint="eastAsia"/>
                 <w:szCs w:val="21"/>
               </w:rPr>
-              <w:t>3</w:t>
+              <w:t>4</w:t>
             </w:r>
             <w:r>
               <w:rPr>
@@ -1722,17 +1996,18 @@
           <w:p>
             <w:pPr>
               <w:spacing w:beforeLines="50" w:before="156"/>
-              <w:rPr>
-                <w:rFonts w:ascii="黑体" w:eastAsia="黑体"/>
-                <w:szCs w:val="21"/>
-              </w:rPr>
-            </w:pPr>
-            <w:r>
-              <w:rPr>
-                <w:rFonts w:ascii="黑体" w:eastAsia="黑体"/>
-                <w:szCs w:val="21"/>
-              </w:rPr>
-              <w:t>绘制系统架构图、业务流程图；编写接口文档、项目总结报告；代码上传GitHub，完善Readme；制作答辩PPT（背景、方案、演示效果、总结）；录制演示视频备用</w:t>
+              <w:ind w:firstLineChars="200" w:firstLine="420"/>
+              <w:rPr>
+                <w:rFonts w:ascii="黑体" w:eastAsia="黑体"/>
+                <w:szCs w:val="21"/>
+              </w:rPr>
+            </w:pPr>
+            <w:r>
+              <w:rPr>
+                <w:rFonts w:ascii="黑体" w:eastAsia="黑体"/>
+                <w:szCs w:val="21"/>
+              </w:rPr>
+              <w:t>绘制系统架构图、业务流程图；编写项目总结报告；代码上传GitHub，完善Readme；制作答辩PPT（背景、方案、演示效果、总结）</w:t>
             </w:r>
             <w:r>
               <w:rPr>
@@ -3214,7 +3489,6 @@
   <w:style w:type="character" w:default="1" w:styleId="a0">
     <w:name w:val="Default Paragraph Font"/>
     <w:uiPriority w:val="1"/>
-    <w:semiHidden/>
     <w:unhideWhenUsed/>
   </w:style>
   <w:style w:type="table" w:default="1" w:styleId="a1">
